--- a/90_通用工具_全学期复用/90-C11_这学期翻哪几份_v1.0_20260821.docx
+++ b/90_通用工具_全学期复用/90-C11_这学期翻哪几份_v1.0_20260821.docx
@@ -886,7 +886,7 @@
           <w:color w:val="BF360C"/>
           <w:sz w:val="28"/>
         </w:rPr>
-        <w:t>九、项目二到七的 PPT</w:t>
+        <w:t>项目一、二、三都有上课投影。PPT 里不写第几周。每页底下绿条写学生此刻做什么。插图前有一页铺垫，配音后该写的才出黄页。主文档仍保留。</w:t>
       </w:r>
     </w:p>
     <w:p>
@@ -899,7 +899,7 @@
           <w:b w:val="0"/>
           <w:sz w:val="22"/>
         </w:rPr>
-        <w:t>先用项目一这一份。你上课觉得投影 PPT 比翻主文档方便，再说，我按同样方式做后面几份。主文档仍然保留，PPT 是投影用的，不是把主文档废掉。</w:t>
+        <w:t>项目一、二、三都有上课投影。PPT 里不写第几周。每页底下绿条写学生此刻做什么。插图前有一页铺垫，配音后该写的才出黄页。主文档仍保留。</w:t>
       </w:r>
     </w:p>
     <w:p>

--- a/90_通用工具_全学期复用/90-C11_这学期翻哪几份_v1.0_20260821.docx
+++ b/90_通用工具_全学期复用/90-C11_这学期翻哪几份_v1.0_20260821.docx
@@ -133,7 +133,7 @@
           <w:b w:val="0"/>
           <w:sz w:val="22"/>
         </w:rPr>
-        <w:t>5. 90-C10 岗位桌签先打印塑封。分组要等问卷贴进档案之后再分，桌签先放抽屉里。</w:t>
+        <w:t>5. 90-C10 岗位桌签先打印塑封，放抽屉。不是每节课都带。只有打地鼠、填凭证互审、静默十五分才拿到教室摆。</w:t>
       </w:r>
     </w:p>
     <w:p>
@@ -374,7 +374,7 @@
           <w:b w:val="0"/>
           <w:sz w:val="22"/>
         </w:rPr>
-        <w:t>不要。出纳组、记账组不是作业标签，不要按组发课后题。</w:t>
+        <w:t>不要。不要每节课编「出纳组专属题」。不要把组名改成六个要素或四种等式变化——有时 4 组有时 8 组，对不上。要素和等式用全班一起写册子。</w:t>
       </w:r>
     </w:p>
     <w:p>
@@ -387,7 +387,7 @@
           <w:b w:val="0"/>
           <w:sz w:val="22"/>
         </w:rPr>
-        <w:t>组只在课堂上用三次：打地鼠按组上台；以后填凭证时出纳组先填收付款、审核组审别人的；静默十五分按组讨论。种子 / 零基础只给你看，不要跟学生说，也不要变成「零基础组多做一张卷子」。</w:t>
+        <w:t>组只在三种课用：打地鼠按组上台；填凭证时出纳组先填收付款、审核组审别人的；静默十五分按组讨论。其余课不摆桌签，按个人写册子、抽 3 人。PPT 和主文档不要每页加组任务。能不能干脆不分组？能。凭证改同桌交换，打地鼠改抽人上台。</w:t>
       </w:r>
     </w:p>
     <w:p>

--- a/90_通用工具_全学期复用/90-C11_这学期翻哪几份_v1.0_20260821.docx
+++ b/90_通用工具_全学期复用/90-C11_这学期翻哪几份_v1.0_20260821.docx
@@ -133,7 +133,7 @@
           <w:b w:val="0"/>
           <w:sz w:val="22"/>
         </w:rPr>
-        <w:t>5. 90-C10 岗位桌签先打印塑封，放抽屉。不是每节课都带。只有打地鼠、填凭证互审、静默十五分才拿到教室摆。</w:t>
+        <w:t>5. 90-C10 桌签可以先印了放抽屉。默认不分组、不摆牌。怎么用看 90-C12。</w:t>
       </w:r>
     </w:p>
     <w:p>
@@ -361,7 +361,7 @@
           <w:color w:val="BF360C"/>
           <w:sz w:val="28"/>
         </w:rPr>
-        <w:t>六、要不要按组布置作业？</w:t>
+        <w:t>六、要不要分组？</w:t>
       </w:r>
     </w:p>
     <w:p>
@@ -374,7 +374,7 @@
           <w:b w:val="0"/>
           <w:sz w:val="22"/>
         </w:rPr>
-        <w:t>不要。不要每节课编「出纳组专属题」。不要把组名改成六个要素或四种等式变化——有时 4 组有时 8 组，对不上。要素和等式用全班一起写册子。</w:t>
+        <w:t>默认不分组。不要每节课编组题，不要把组名改成要素或等式变化。</w:t>
       </w:r>
     </w:p>
     <w:p>
@@ -387,7 +387,7 @@
           <w:b w:val="0"/>
           <w:sz w:val="22"/>
         </w:rPr>
-        <w:t>组只在三种课用：打地鼠按组上台；填凭证时出纳组先填收付款、审核组审别人的；静默十五分按组讨论。其余课不摆桌签，按个人写册子、抽 3 人。PPT 和主文档不要每页加组任务。能不能干脆不分组？能。凭证改同桌交换，打地鼠改抽人上台。</w:t>
+        <w:t>真正要用两个人的：项目四起同桌交换审凭证（自己填的自己不能审）。打地鼠抽人上台。六个岗位组在项目四里成本/仓管/报表往往没事干，是花架子。详见 90-C12。</w:t>
       </w:r>
     </w:p>
     <w:p>

--- a/90_通用工具_全学期复用/90-C11_这学期翻哪几份_v1.0_20260821.docx
+++ b/90_通用工具_全学期复用/90-C11_这学期翻哪几份_v1.0_20260821.docx
@@ -916,6 +916,22 @@
         <w:t>文档编号 90-C11　版本 v1.0　2026-08-21</w:t>
       </w:r>
     </w:p>
+    <w:p>
+      <w:r>
+        <w:rPr>
+          <w:rFonts w:ascii="微软雅黑" w:hAnsi="微软雅黑" w:eastAsia="微软雅黑"/>
+          <w:b/>
+          <w:color w:val="BF360C"/>
+          <w:sz w:val="28"/>
+        </w:rPr>
+        <w:t>十、活动、课后、实训——都在投影里，不要靠记忆</w:t>
+      </w:r>
+    </w:p>
+    <w:p>
+      <w:r>
+        <w:t>下课前打开 90-C14，或翻本项目 PPT 最后的「收工」页。活动桌签 90-C16。实训怎么上：10_基础会计实训 / 10-00。谁写哪几笔：10-E1。</w:t>
+      </w:r>
+    </w:p>
     <w:sectPr>
       <w:pgSz w:w="12240" w:h="15840"/>
       <w:pgMar w:top="1020" w:right="1134" w:bottom="1020" w:left="1134" w:header="720" w:footer="720" w:gutter="0"/>

--- a/90_通用工具_全学期复用/90-C11_这学期翻哪几份_v1.0_20260821.docx
+++ b/90_通用工具_全学期复用/90-C11_这学期翻哪几份_v1.0_20260821.docx
@@ -924,12 +924,12 @@
           <w:color w:val="BF360C"/>
           <w:sz w:val="28"/>
         </w:rPr>
-        <w:t>十、活动、课后、实训——都在投影里，不要靠记忆</w:t>
+        <w:t>平时下课看正在讲的那份课件最后的「收工」页，不要另开 90-C14。90-C14 只在分组活动日用。实训打开 10-00。</w:t>
       </w:r>
     </w:p>
     <w:p>
       <w:r>
-        <w:t>下课前打开 90-C14，或翻本项目 PPT 最后的「收工」页。活动桌签 90-C16。实训怎么上：10_基础会计实训 / 10-00。谁写哪几笔：10-E1。</w:t>
+        <w:t>平时下课看正在讲的那份课件最后的「收工」页，不要另开 90-C14。90-C14 只在分组活动日用。实训打开 10-00。</w:t>
       </w:r>
     </w:p>
     <w:sectPr>

--- a/90_通用工具_全学期复用/90-C11_这学期翻哪几份_v1.0_20260821.docx
+++ b/90_通用工具_全学期复用/90-C11_这学期翻哪几份_v1.0_20260821.docx
@@ -21,13 +21,7 @@
         <w:spacing w:after="120" w:line="276" w:lineRule="auto"/>
       </w:pPr>
       <w:r>
-        <w:rPr>
-          <w:rFonts w:ascii="微软雅黑" w:hAnsi="微软雅黑" w:eastAsia="微软雅黑"/>
-          <w:b w:val="0"/>
-          <w:color w:val="546E7A"/>
-          <w:sz w:val="20"/>
-        </w:rPr>
-        <w:t>90-C11　v1.0　2026-08-21　平时就看这一张。00-05 导航太长，先不用翻。</w:t>
+        <w:t>90-C11　v1.1　2026-08-26　平时就看这一张。00-05 导航太长，先不用翻。</w:t>
       </w:r>
     </w:p>
     <w:p>
@@ -907,29 +901,102 @@
         <w:spacing w:after="120" w:line="276" w:lineRule="auto"/>
       </w:pPr>
       <w:r>
-        <w:rPr>
-          <w:rFonts w:ascii="微软雅黑" w:hAnsi="微软雅黑" w:eastAsia="微软雅黑"/>
-          <w:b w:val="0"/>
-          <w:color w:val="546E7A"/>
-          <w:sz w:val="18"/>
-        </w:rPr>
-        <w:t>文档编号 90-C11　版本 v1.0　2026-08-21</w:t>
+        <w:t>文档编号 90-C11　版本 v1.1　2026-08-26</w:t>
       </w:r>
     </w:p>
     <w:p>
       <w:r>
-        <w:rPr>
-          <w:rFonts w:ascii="微软雅黑" w:hAnsi="微软雅黑" w:eastAsia="微软雅黑"/>
-          <w:b/>
-          <w:color w:val="BF360C"/>
-          <w:sz w:val="28"/>
-        </w:rPr>
-        <w:t>平时下课看正在讲的那份课件最后的「收工」页，不要另开 90-C14。90-C14 只在分组活动日用。实训打开 10-00。</w:t>
+        <w:t>平时下课看正在讲的那份课件最后的「下课前看这一页」，不要另开 90-C14。90-C14 只在分组活动日用。实训打开 10-00。</w:t>
       </w:r>
     </w:p>
     <w:p>
       <w:r>
-        <w:t>平时下课看正在讲的那份课件最后的「收工」页，不要另开 90-C14。90-C14 只在分组活动日用。实训打开 10-00。</w:t>
+        <w:t>平时下课看正在讲的那份课件最后的「下课前看这一页」，不要另开 90-C14。90-C14 只在分组活动日用。实训打开 10-00。</w:t>
+      </w:r>
+    </w:p>
+    <w:p>
+      <w:r>
+        <w:t>九、每个任务为了什么（先想目的，再决定要不要做）</w:t>
+      </w:r>
+    </w:p>
+    <w:p>
+      <w:r>
+        <w:t>学生课件上的「为什么」就是这一段的人话。布置作业时看那一页就行。下面是给你备着的，免得只记得「要配音」。</w:t>
+      </w:r>
+    </w:p>
+    <w:p>
+      <w:r>
+        <w:t>项目一　四张图连讲：学生能自己讲出「不记就说不清；分开记才能看出外卖买的是懒」。这就是后面「记下来、看出不对劲、决定怎么改」的铺垫。配音只是他们愿意做的形式，不是目的。讲完四张图中间那一页只把意思钉住，录音放在最后「下课前看这一页」。</w:t>
+      </w:r>
+    </w:p>
+    <w:p>
+      <w:r>
+        <w:t>项目一　判断题前 3 道：课堂上的人话对上书上的说法。不用交 42 本，下节课抽人对。</w:t>
+      </w:r>
+    </w:p>
+    <w:p>
+      <w:r>
+        <w:t>项目一　举牌 / 打地鼠：科目归到六个要素，口令唯一答案。举牌=活动日分组；打地鼠=不做分组时抽人。两件事不要同一天都做。</w:t>
+      </w:r>
+    </w:p>
+    <w:p>
+      <w:r>
+        <w:t>项目一　图4不要提 540：540 是账单上外卖合计，13 是一顿的差额，两笔账不要乘在一起。</w:t>
+      </w:r>
+    </w:p>
+    <w:p>
+      <w:r>
+        <w:t>项目二　抄 3 个科目、各写增加记借还是贷：开始记「这个科目增加走哪一边」。</w:t>
+      </w:r>
+    </w:p>
+    <w:p>
+      <w:r>
+        <w:t>项目二　教材指出借方贷方第 1、2 道：用书上的题走一遍「一笔业务动两个池子」。</w:t>
+      </w:r>
+    </w:p>
+    <w:p>
+      <w:r>
+        <w:t>项目二　找茬试算表：有借必有贷，能查出漏记。</w:t>
+      </w:r>
+    </w:p>
+    <w:p>
+      <w:r>
+        <w:t>项目三　账簿分类判断题前 3 道：能判断一本账是哪种，现金日记账为什么要用订本。</w:t>
+      </w:r>
+    </w:p>
+    <w:p>
+      <w:r>
+        <w:t>项目三　找茬空行跳页：账不能空行、不能跳页、不能涂改。</w:t>
+      </w:r>
+    </w:p>
+    <w:p>
+      <w:r>
+        <w:t>项目三　带红笔：下一节找茬用，不是学习任务。写在下课前那一页上。</w:t>
+      </w:r>
+    </w:p>
+    <w:p>
+      <w:r>
+        <w:t>项目四　当堂填一张：亲手填通用记账凭证，知道要写哪些格子。审核栏空着。</w:t>
+      </w:r>
+    </w:p>
+    <w:p>
+      <w:r>
+        <w:t>项目四　找茬挑战：练审核——科目、附件、自己填的自己不能审。不是同桌互相改作业。</w:t>
+      </w:r>
+    </w:p>
+    <w:p>
+      <w:r>
+        <w:t>项目四　四格配音：能用嘴说出一张完整凭证（借什么、贷什么、多少钱，发票怎么变成记账凭证）。看完四格再布置，缩略图在同一页。</w:t>
+      </w:r>
+    </w:p>
+    <w:p>
+      <w:r>
+        <w:t>实训　分组写一块 + 全班利润关：15 课时里每个人都写过凭证，也都过一次本年利润。不要假装每人写完 58 笔。</w:t>
+      </w:r>
+    </w:p>
+    <w:p>
+      <w:r>
+        <w:t>以后每加一个任务，先写得出「为了让学生会哪一件具体的事」。写不出就不要布置。</w:t>
       </w:r>
     </w:p>
     <w:sectPr>

--- a/90_通用工具_全学期复用/90-C11_这学期翻哪几份_v1.0_20260821.docx
+++ b/90_通用工具_全学期复用/90-C11_这学期翻哪几份_v1.0_20260821.docx
@@ -667,11 +667,7 @@
           </w:tcPr>
           <w:p>
             <w:r>
-              <w:rPr>
-                <w:rFonts w:ascii="微软雅黑" w:hAnsi="微软雅黑" w:eastAsia="微软雅黑"/>
-                <w:sz w:val="20"/>
-              </w:rPr>
-              <w:t>配图 zip</w:t>
+              <w:t>PPT 05-00；配图 zip</w:t>
             </w:r>
           </w:p>
         </w:tc>
@@ -711,11 +707,7 @@
           </w:tcPr>
           <w:p>
             <w:r>
-              <w:rPr>
-                <w:rFonts w:ascii="微软雅黑" w:hAnsi="微软雅黑" w:eastAsia="微软雅黑"/>
-                <w:sz w:val="20"/>
-              </w:rPr>
-              <w:t>配图 zip；06-A1 错账侦探室网页</w:t>
+              <w:t>PPT 06-00；配图 zip；06-A1 错账侦探室网页</w:t>
             </w:r>
           </w:p>
         </w:tc>
@@ -755,11 +747,7 @@
           </w:tcPr>
           <w:p>
             <w:r>
-              <w:rPr>
-                <w:rFonts w:ascii="微软雅黑" w:hAnsi="微软雅黑" w:eastAsia="微软雅黑"/>
-                <w:sz w:val="20"/>
-              </w:rPr>
-              <w:t>配图 zip；07-A1 银行对账小助手网页</w:t>
+              <w:t>PPT 07-00；配图 zip；07-A1 银行对账小助手网页</w:t>
             </w:r>
           </w:p>
         </w:tc>
@@ -997,6 +985,26 @@
     <w:p>
       <w:r>
         <w:t>以后每加一个任务，先写得出「为了让学生会哪一件具体的事」。写不出就不要布置。</w:t>
+      </w:r>
+    </w:p>
+    <w:p>
+      <w:r>
+        <w:t>项目五　对着四张图讲完一圈：为了能讲出从筹钱到分钱，凭证、三个桶、一卖两笔怎么串起来。录音放在最后「下课前看这一页」。第8、12、15暂停点按加分题给。</w:t>
+      </w:r>
+    </w:p>
+    <w:p>
+      <w:r>
+        <w:t>项目六　对着四种改错讲「这种错用哪种改法」：为了写错了能选对方法，不是会背三个名字。进门带红笔。图21除9法写小了已补上，和时间够再用。</w:t>
+      </w:r>
+    </w:p>
+    <w:p>
+      <w:r>
+        <w:t>项目七　对着中转站和调节表讲：为了能说出待处理财产损溢干什么、调节表为什么不改账。</w:t>
+      </w:r>
+    </w:p>
+    <w:p>
+      <w:r>
+        <w:t>实训剩笔已钉死：27 39 40 41 44→费用组；32→资金组；30→销售组。利润关仍全班 50–58。</w:t>
       </w:r>
     </w:p>
     <w:sectPr>
